--- a/article/docs/04-open-research-europe.docx
+++ b/article/docs/04-open-research-europe.docx
@@ -2209,7 +2209,7 @@
         <w:pStyle w:val="Normal"/>
       </w:pPr>
       <w:r>
-        <w:t xml:space="preserve">Messeri and Crockett's analysis of AI and scientific understanding provides a useful conceptual warning (Messeri &amp; Crockett, 2024). In this case, the concrete response is to retain uncertainty at the point where it arises. Missing judgments remain missing. A model-size label is checked against the base manifest. A claimed mechanism is checked against generated commands. A future wire is described as a proposal until its experiment exists.</w:t>
+        <w:t xml:space="preserve">Messeri and Crockett's analysis of AI and scientific understanding provides a useful conceptual warning (Messeri &amp; Crockett, 2024). In this study, the concrete response is to retain uncertainty at the point where it arises. Model identity comes from the base manifest, comparisons retain their population boundaries, and mechanism claims depend on the generated commands. A future wire is described as a proposal until its experiment exists.</w:t>
       </w:r>
     </w:p>
     <w:p>
@@ -2791,6 +2791,7 @@
     <w:p>
       <w:pPr>
         <w:pStyle w:val="Reference"/>
+        <w:keepNext/>
       </w:pPr>
       <w:r>
         <w:t xml:space="preserve">Chen, W., Ma, X., Wang, X., &amp; Cohen, W. W. (2023). Program of Thoughts Prompting: Disentangling Computation from Reasoning for Numerical Reasoning Tasks. </w:t>
@@ -2820,6 +2821,7 @@
     <w:p>
       <w:pPr>
         <w:pStyle w:val="Reference"/>
+        <w:keepNext/>
       </w:pPr>
       <w:r>
         <w:t xml:space="preserve">Dwork, C., Feldman, V., Hardt, M., Pitassi, T., Reingold, O., &amp; Roth, A. (2015). The reusable holdout: Preserving validity in adaptive data analysis. </w:t>
@@ -2849,6 +2851,7 @@
     <w:p>
       <w:pPr>
         <w:pStyle w:val="Reference"/>
+        <w:keepNext/>
       </w:pPr>
       <w:r>
         <w:t xml:space="preserve">Ellis, K., Wong, C., Nye, M., Sablé-Meyer, M., Morales, L., Hewitt, L., Cary, L., Solar-Lezama, A., &amp; Tenenbaum, J. B. (2021). DreamCoder: bootstrapping inductive program synthesis with wake-sleep library learning. </w:t>
@@ -2878,6 +2881,7 @@
     <w:p>
       <w:pPr>
         <w:pStyle w:val="Reference"/>
+        <w:keepNext/>
       </w:pPr>
       <w:r>
         <w:t xml:space="preserve">Gao, L., Madaan, A., Zhou, S., Alon, U., Liu, P., Yang, Y., Callan, J., &amp; Neubig, G. (2023). PAL: Program-aided Language Models. </w:t>
@@ -2907,6 +2911,7 @@
     <w:p>
       <w:pPr>
         <w:pStyle w:val="Reference"/>
+        <w:keepNext/>
       </w:pPr>
       <w:r>
         <w:t xml:space="preserve">Gebru, T., Morgenstern, J., Vecchione, B., Vaughan, J. W., Wallach, H., Daumé, H., III, &amp; Crawford, K. (2021). Datasheets for datasets. </w:t>
@@ -2936,6 +2941,7 @@
     <w:p>
       <w:pPr>
         <w:pStyle w:val="Reference"/>
+        <w:keepNext/>
       </w:pPr>
       <w:r>
         <w:t xml:space="preserve">Lake, B., &amp; Baroni, M. (2018). Generalization without Systematicity: On the Compositional Skills of Sequence-to-Sequence Recurrent Networks. </w:t>
@@ -2965,6 +2971,7 @@
     <w:p>
       <w:pPr>
         <w:pStyle w:val="Reference"/>
+        <w:keepNext/>
       </w:pPr>
       <w:r>
         <w:t xml:space="preserve">Messeri, L., &amp; Crockett, M. J. (2024). Artificial intelligence and illusions of understanding in scientific research. </w:t>
@@ -2994,6 +3001,7 @@
     <w:p>
       <w:pPr>
         <w:pStyle w:val="Reference"/>
+        <w:keepNext/>
       </w:pPr>
       <w:r>
         <w:t xml:space="preserve">Mitchell, M., Wu, S., Zaldivar, A., Barnes, P., Vasserman, L., Hutchinson, B., Spitzer, E., Raji, I. D., &amp; Gebru, T. (2019). Model Cards for Model Reporting. </w:t>
@@ -3023,6 +3031,7 @@
     <w:p>
       <w:pPr>
         <w:pStyle w:val="Reference"/>
+        <w:keepNext/>
       </w:pPr>
       <w:r>
         <w:t xml:space="preserve">Qwen. (n.d.-a). </w:t>
@@ -3052,6 +3061,7 @@
     <w:p>
       <w:pPr>
         <w:pStyle w:val="Reference"/>
+        <w:keepNext/>
       </w:pPr>
       <w:r>
         <w:t xml:space="preserve">Qwen. (n.d.-b). </w:t>
@@ -3081,6 +3091,7 @@
     <w:p>
       <w:pPr>
         <w:pStyle w:val="Reference"/>
+        <w:keepNext/>
       </w:pPr>
       <w:r>
         <w:t xml:space="preserve">Qwen. (n.d.-c). </w:t>
@@ -3110,6 +3121,7 @@
     <w:p>
       <w:pPr>
         <w:pStyle w:val="Reference"/>
+        <w:keepNext/>
       </w:pPr>
       <w:r>
         <w:t xml:space="preserve">Sambasivan, N., Kapania, S., Highfill, H., Akrong, D., Paritosh, P., &amp; Aroyo, L. M. (2021). “Everyone wants to do the model work, not the data work”: Data Cascades in High-Stakes AI. </w:t>
@@ -3139,6 +3151,7 @@
     <w:p>
       <w:pPr>
         <w:pStyle w:val="Reference"/>
+        <w:keepNext/>
       </w:pPr>
       <w:r>
         <w:t xml:space="preserve">Sandve, G. K., Nekrutenko, A., Taylor, J., &amp; Hovig, E. (2013). Ten Simple Rules for Reproducible Computational Research. </w:t>
@@ -3168,6 +3181,7 @@
     <w:p>
       <w:pPr>
         <w:pStyle w:val="Reference"/>
+        <w:keepNext/>
       </w:pPr>
       <w:r>
         <w:t xml:space="preserve"/>
@@ -3360,7 +3374,8 @@
     <w:basedOn w:val="Normal"/>
     <w:pPr>
       <w:ind w:left="260" w:hanging="260"/>
-      <w:spacing w:after="120"/>
+      <w:keepLines/>
+      <w:spacing w:after="80" w:line="240" w:lineRule="auto"/>
       <w:jc w:val="left"/>
     </w:pPr>
     <w:rPr>
